--- a/ARCHIVED/20260329_JMIR-Submission/paper.docx
+++ b/ARCHIVED/20260329_JMIR-Submission/paper.docx
@@ -212,8 +212,8 @@
       </w:r>
       <w:r>
         <w:rPr>
-          <w:b/>
-          <w:bCs/>
+          <w:i/>
+          <w:iCs/>
         </w:rPr>
         <w:t xml:space="preserve">Low Analytics Maturity</w:t>
       </w:r>
@@ -237,8 +237,8 @@
       </w:r>
       <w:r>
         <w:rPr>
-          <w:b/>
-          <w:bCs/>
+          <w:i/>
+          <w:iCs/>
         </w:rPr>
         <w:t xml:space="preserve">Semantic Gap</w:t>
       </w:r>
@@ -280,8 +280,8 @@
       </w:r>
       <w:r>
         <w:rPr>
-          <w:b/>
-          <w:bCs/>
+          <w:i/>
+          <w:iCs/>
         </w:rPr>
         <w:t xml:space="preserve">Workforce Instability</w:t>
       </w:r>
@@ -366,8 +366,8 @@
       </w:r>
       <w:r>
         <w:rPr>
-          <w:b/>
-          <w:bCs/>
+          <w:i/>
+          <w:iCs/>
         </w:rPr>
         <w:t xml:space="preserve">Institutional Amnesia</w:t>
       </w:r>
@@ -623,8 +623,8 @@
       </w:r>
       <w:r>
         <w:rPr>
-          <w:b/>
-          <w:bCs/>
+          <w:i/>
+          <w:iCs/>
         </w:rPr>
         <w:t xml:space="preserve">Human-in-the-Loop Knowledge Governance (HITL-KG)</w:t>
       </w:r>
@@ -693,8 +693,8 @@
       </w:pPr>
       <w:r>
         <w:rPr>
-          <w:b/>
-          <w:bCs/>
+          <w:i/>
+          <w:iCs/>
         </w:rPr>
         <w:t xml:space="preserve">Socialization</w:t>
       </w:r>
@@ -715,8 +715,8 @@
       </w:pPr>
       <w:r>
         <w:rPr>
-          <w:b/>
-          <w:bCs/>
+          <w:i/>
+          <w:iCs/>
         </w:rPr>
         <w:t xml:space="preserve">Externalization</w:t>
       </w:r>
@@ -737,8 +737,8 @@
       </w:pPr>
       <w:r>
         <w:rPr>
-          <w:b/>
-          <w:bCs/>
+          <w:i/>
+          <w:iCs/>
         </w:rPr>
         <w:t xml:space="preserve">Combination</w:t>
       </w:r>
@@ -759,8 +759,8 @@
       </w:pPr>
       <w:r>
         <w:rPr>
-          <w:b/>
-          <w:bCs/>
+          <w:i/>
+          <w:iCs/>
         </w:rPr>
         <w:t xml:space="preserve">Internalization</w:t>
       </w:r>
@@ -1093,8 +1093,8 @@
       </w:r>
       <w:r>
         <w:rPr>
-          <w:b/>
-          <w:bCs/>
+          <w:i/>
+          <w:iCs/>
         </w:rPr>
         <w:t xml:space="preserve">Socialization</w:t>
       </w:r>
@@ -1290,8 +1290,8 @@
       </w:r>
       <w:r>
         <w:rPr>
-          <w:b/>
-          <w:bCs/>
+          <w:i/>
+          <w:iCs/>
         </w:rPr>
         <w:t xml:space="preserve">Externalization</w:t>
       </w:r>
@@ -1375,8 +1375,8 @@
       </w:r>
       <w:r>
         <w:rPr>
-          <w:b/>
-          <w:bCs/>
+          <w:i/>
+          <w:iCs/>
         </w:rPr>
         <w:t xml:space="preserve">Validated Query Triple</w:t>
       </w:r>
@@ -1403,8 +1403,8 @@
       </w:r>
       <w:r>
         <w:rPr>
-          <w:b/>
-          <w:bCs/>
+          <w:i/>
+          <w:iCs/>
         </w:rPr>
         <w:t xml:space="preserve">Natural Language Intent</w:t>
       </w:r>
@@ -1431,8 +1431,8 @@
       </w:r>
       <w:r>
         <w:rPr>
-          <w:b/>
-          <w:bCs/>
+          <w:i/>
+          <w:iCs/>
         </w:rPr>
         <w:t xml:space="preserve">Executable SQL</w:t>
       </w:r>
@@ -1450,8 +1450,8 @@
       </w:r>
       <w:r>
         <w:rPr>
-          <w:b/>
-          <w:bCs/>
+          <w:i/>
+          <w:iCs/>
         </w:rPr>
         <w:t xml:space="preserve">Rationale Metadata</w:t>
       </w:r>
@@ -1545,8 +1545,8 @@
       </w:r>
       <w:r>
         <w:rPr>
-          <w:b/>
-          <w:bCs/>
+          <w:i/>
+          <w:iCs/>
         </w:rPr>
         <w:t xml:space="preserve">Human-in-the-Loop Knowledge Governance (HITL-KG)</w:t>
       </w:r>
@@ -1602,8 +1602,8 @@
       </w:r>
       <w:r>
         <w:rPr>
-          <w:b/>
-          <w:bCs/>
+          <w:i/>
+          <w:iCs/>
         </w:rPr>
         <w:t xml:space="preserve">Governance Forcing Function</w:t>
       </w:r>
@@ -1770,8 +1770,8 @@
       </w:pPr>
       <w:r>
         <w:rPr>
-          <w:b/>
-          <w:bCs/>
+          <w:i/>
+          <w:iCs/>
         </w:rPr>
         <w:t xml:space="preserve">Query Generation</w:t>
       </w:r>
@@ -1816,8 +1816,8 @@
       </w:pPr>
       <w:r>
         <w:rPr>
-          <w:b/>
-          <w:bCs/>
+          <w:i/>
+          <w:iCs/>
         </w:rPr>
         <w:t xml:space="preserve">Semantic Translation</w:t>
       </w:r>
@@ -1847,8 +1847,8 @@
       </w:pPr>
       <w:r>
         <w:rPr>
-          <w:b/>
-          <w:bCs/>
+          <w:i/>
+          <w:iCs/>
         </w:rPr>
         <w:t xml:space="preserve">Expert Validation</w:t>
       </w:r>
@@ -1921,8 +1921,8 @@
       </w:pPr>
       <w:r>
         <w:rPr>
-          <w:b/>
-          <w:bCs/>
+          <w:i/>
+          <w:iCs/>
         </w:rPr>
         <w:t xml:space="preserve">Artifact Storage</w:t>
       </w:r>
@@ -1952,8 +1952,8 @@
       </w:pPr>
       <w:r>
         <w:rPr>
-          <w:b/>
-          <w:bCs/>
+          <w:i/>
+          <w:iCs/>
         </w:rPr>
         <w:t xml:space="preserve">Retrieval</w:t>
       </w:r>
@@ -2770,8 +2770,8 @@
       </w:r>
       <w:r>
         <w:rPr>
-          <w:b/>
-          <w:bCs/>
+          <w:i/>
+          <w:iCs/>
         </w:rPr>
         <w:t xml:space="preserve">Three-Pillar Assessment Rubric</w:t>
       </w:r>
@@ -2917,8 +2917,8 @@
       </w:pPr>
       <w:r>
         <w:rPr>
-          <w:b/>
-          <w:bCs/>
+          <w:i/>
+          <w:iCs/>
         </w:rPr>
         <w:t xml:space="preserve">Pillar 1: Analytics Maturity</w:t>
       </w:r>
@@ -3258,8 +3258,8 @@
       </w:pPr>
       <w:r>
         <w:rPr>
-          <w:b/>
-          <w:bCs/>
+          <w:i/>
+          <w:iCs/>
         </w:rPr>
         <w:t xml:space="preserve">Pillar 2: Workforce Agility</w:t>
       </w:r>
@@ -3584,8 +3584,8 @@
       </w:pPr>
       <w:r>
         <w:rPr>
-          <w:b/>
-          <w:bCs/>
+          <w:i/>
+          <w:iCs/>
         </w:rPr>
         <w:t xml:space="preserve">Pillar 3: Technical Enablement</w:t>
       </w:r>
@@ -4043,8 +4043,8 @@
       </w:r>
       <w:r>
         <w:rPr>
-          <w:b/>
-          <w:bCs/>
+          <w:i/>
+          <w:iCs/>
         </w:rPr>
         <w:t xml:space="preserve">Validator Paradox</w:t>
       </w:r>
@@ -4137,8 +4137,8 @@
       </w:r>
       <w:r>
         <w:rPr>
-          <w:b/>
-          <w:bCs/>
+          <w:i/>
+          <w:iCs/>
         </w:rPr>
         <w:t xml:space="preserve">Knowledge Ratchet</w:t>
       </w:r>
@@ -4374,8 +4374,8 @@
       </w:r>
       <w:r>
         <w:rPr>
-          <w:b/>
-          <w:bCs/>
+          <w:i/>
+          <w:iCs/>
         </w:rPr>
         <w:t xml:space="preserve">safety mechanism</w:t>
       </w:r>
@@ -4404,8 +4404,8 @@
       </w:r>
       <w:r>
         <w:rPr>
-          <w:b/>
-          <w:bCs/>
+          <w:i/>
+          <w:iCs/>
         </w:rPr>
         <w:t xml:space="preserve">Cognitive Forcing Functions</w:t>
       </w:r>
@@ -4680,8 +4680,8 @@
       </w:r>
       <w:r>
         <w:rPr>
-          <w:b/>
-          <w:bCs/>
+          <w:i/>
+          <w:iCs/>
         </w:rPr>
         <w:t xml:space="preserve">Human-in-the-Loop Knowledge Governance</w:t>
       </w:r>

--- a/ARCHIVED/20260329_JMIR-Submission/paper.docx
+++ b/ARCHIVED/20260329_JMIR-Submission/paper.docx
@@ -4802,7 +4802,7 @@
         <w:pStyle w:val="FirstParagraph"/>
       </w:pPr>
       <w:r>
-        <w:t xml:space="preserve">This is a narrative review synthesizing existing literature. No primary datasets were generated or analyzed. All data cited are from publicly available peer-reviewed publications, industry reports, and academic theses, referenced in the bibliography.</w:t>
+        <w:t xml:space="preserve">This is a narrative review synthesizing existing literature. No primary datasets were generated or analyzed. All data cited are from publicly available peer-reviewed publications, industry reports, and academic theses, referenced in the bibliography. The manuscript source, build pipeline, and literature review tool are available at https://doi.org/10.5281/zenodo.18338990</w:t>
       </w:r>
     </w:p>
     <w:bookmarkEnd w:id="38"/>

--- a/ARCHIVED/20260329_JMIR-Submission/paper.docx
+++ b/ARCHIVED/20260329_JMIR-Submission/paper.docx
@@ -4802,7 +4802,7 @@
         <w:pStyle w:val="FirstParagraph"/>
       </w:pPr>
       <w:r>
-        <w:t xml:space="preserve">This is a narrative review synthesizing existing literature. No primary datasets were generated or analyzed. All data cited are from publicly available peer-reviewed publications, industry reports, and academic theses, referenced in the bibliography. The manuscript source, build pipeline, and literature review tool are available at https://doi.org/10.5281/zenodo.18338990</w:t>
+        <w:t xml:space="preserve">This is a narrative review synthesizing existing literature. No primary datasets were generated or analyzed. All data cited are from publicly available peer-reviewed publications, industry reports, and academic theses, referenced in the bibliography. The manuscript source, build pipeline, and literature review tool are available at https://doi.org/10.5281/zenodo.19325627</w:t>
       </w:r>
     </w:p>
     <w:bookmarkEnd w:id="38"/>
